--- a/doc/Summary_Report_aportaciones_modelo_vuelos.docx
+++ b/doc/Summary_Report_aportaciones_modelo_vuelos.docx
@@ -79,9 +79,9 @@
               <w:rPr>
                 <w:b/>
                 <w:color w:val="17365D"/>
-                <w:sz w:val="14"/>
+                <w:sz w:val="15"/>
               </w:rPr>
-              <w:t>RMSE GLOBAL</w:t>
+              <w:t>RMSE GLOBAL · 25%</w:t>
             </w:r>
           </w:p>
           <w:p>
@@ -95,7 +95,7 @@
                 <w:color w:val="17365D"/>
                 <w:sz w:val="24"/>
               </w:rPr>
-              <w:t>15,83 → 14,80 min</w:t>
+              <w:t>15,49 → 14,75 min</w:t>
             </w:r>
           </w:p>
           <w:p>
@@ -108,7 +108,7 @@
                 <w:color w:val="667085"/>
                 <w:sz w:val="14"/>
               </w:rPr>
-              <w:t>−6,5% frente al baseline</w:t>
+              <w:t>−4,8% frente al baseline</w:t>
             </w:r>
           </w:p>
         </w:tc>
@@ -133,7 +133,7 @@
               <w:rPr>
                 <w:b/>
                 <w:color w:val="17365D"/>
-                <w:sz w:val="14"/>
+                <w:sz w:val="15"/>
               </w:rPr>
               <w:t>MAE VUELOS &gt;15 MIN</w:t>
             </w:r>
@@ -149,7 +149,7 @@
                 <w:color w:val="17365D"/>
                 <w:sz w:val="24"/>
               </w:rPr>
-              <w:t>22,68 → 18,21 min</w:t>
+              <w:t>21,66 → 18,20 min</w:t>
             </w:r>
           </w:p>
           <w:p>
@@ -162,7 +162,7 @@
                 <w:color w:val="667085"/>
                 <w:sz w:val="14"/>
               </w:rPr>
-              <w:t>−19,7% frente al baseline</w:t>
+              <w:t>−16,0% frente al baseline</w:t>
             </w:r>
           </w:p>
         </w:tc>
@@ -187,7 +187,7 @@
               <w:rPr>
                 <w:b/>
                 <w:color w:val="1B7F5A"/>
-                <w:sz w:val="14"/>
+                <w:sz w:val="15"/>
               </w:rPr>
               <w:t>CRITERIO COMBINADO</w:t>
             </w:r>
@@ -203,7 +203,7 @@
                 <w:color w:val="17365D"/>
                 <w:sz w:val="24"/>
               </w:rPr>
-              <w:t>14,07 min</w:t>
+              <w:t>14,05 min</w:t>
             </w:r>
           </w:p>
           <w:p>
@@ -248,6 +248,13 @@
         <w:keepLines/>
       </w:pPr>
       <w:r>
+        <w:rPr>
+          <w:b/>
+          <w:color w:val="2E74B5"/>
+        </w:rPr>
+        <w:t xml:space="preserve">• </w:t>
+      </w:r>
+      <w:r>
         <w:t>Horizonte operativo T−60: solo usa información disponible una hora antes; la auditoría detectó cero eventos futuros.</w:t>
       </w:r>
     </w:p>
@@ -256,6 +263,13 @@
         <w:pStyle w:val="SummaryBullet"/>
         <w:keepLines/>
       </w:pPr>
+      <w:r>
+        <w:rPr>
+          <w:b/>
+          <w:color w:val="2E74B5"/>
+        </w:rPr>
+        <w:t xml:space="preserve">• </w:t>
+      </w:r>
       <w:r>
         <w:t>Variables operativas: actividad y retraso observado por origen, destino, ruta y operador en ventanas de 1 y 24 horas; se descartó 6 h tras la ablación.</w:t>
       </w:r>
@@ -266,6 +280,13 @@
         <w:keepLines/>
       </w:pPr>
       <w:r>
+        <w:rPr>
+          <w:b/>
+          <w:color w:val="2E74B5"/>
+        </w:rPr>
+        <w:t xml:space="preserve">• </w:t>
+      </w:r>
+      <w:r>
         <w:t>Rotación de aeronave: retraso del vuelo anterior, tiempo desde su llegada y disponibilidad del avión.</w:t>
       </w:r>
     </w:p>
@@ -275,6 +296,13 @@
         <w:keepLines/>
       </w:pPr>
       <w:r>
+        <w:rPr>
+          <w:b/>
+          <w:color w:val="2E74B5"/>
+        </w:rPr>
+        <w:t xml:space="preserve">• </w:t>
+      </w:r>
+      <w:r>
         <w:t>Calendario y vuelo: duración programada, hora/día cíclicos, mes y nivel de vuelo solicitado.</w:t>
       </w:r>
     </w:p>
@@ -283,6 +311,13 @@
         <w:pStyle w:val="SummaryBullet"/>
         <w:keepLines/>
       </w:pPr>
+      <w:r>
+        <w:rPr>
+          <w:b/>
+          <w:color w:val="2E74B5"/>
+        </w:rPr>
+        <w:t xml:space="preserve">• </w:t>
+      </w:r>
       <w:r>
         <w:t>Categorías: one-hot solo para baja cardinalidad; AC Type raro → OTHER y hashing para aeronave, aeropuertos y operador.</w:t>
       </w:r>
@@ -302,6 +337,13 @@
         <w:keepLines/>
       </w:pPr>
       <w:r>
+        <w:rPr>
+          <w:b/>
+          <w:color w:val="2E74B5"/>
+        </w:rPr>
+        <w:t xml:space="preserve">• </w:t>
+      </w:r>
+      <w:r>
         <w:t>Baselines: mediana global, ruta y ruta+aerolínea con fallbacks.</w:t>
       </w:r>
     </w:p>
@@ -310,6 +352,13 @@
         <w:pStyle w:val="SummaryBullet"/>
         <w:keepLines/>
       </w:pPr>
+      <w:r>
+        <w:rPr>
+          <w:b/>
+          <w:color w:val="2E74B5"/>
+        </w:rPr>
+        <w:t xml:space="preserve">• </w:t>
+      </w:r>
       <w:r>
         <w:t>Ridge con variables sin transformar, log y Yeo–Johnson.</w:t>
       </w:r>
@@ -320,6 +369,13 @@
         <w:keepLines/>
       </w:pPr>
       <w:r>
+        <w:rPr>
+          <w:b/>
+          <w:color w:val="2E74B5"/>
+        </w:rPr>
+        <w:t xml:space="preserve">• </w:t>
+      </w:r>
+      <w:r>
         <w:t>Random Forest, Gradient-Boosted Trees, XGBoost y CatBoost.</w:t>
       </w:r>
     </w:p>
@@ -328,6 +384,13 @@
         <w:pStyle w:val="SummaryBullet"/>
         <w:keepLines/>
       </w:pPr>
+      <w:r>
+        <w:rPr>
+          <w:b/>
+          <w:color w:val="2E74B5"/>
+        </w:rPr>
+        <w:t xml:space="preserve">• </w:t>
+      </w:r>
       <w:r>
         <w:t>Ensemble Ridge + CatBoost con variables operativas T−60.</w:t>
       </w:r>
@@ -485,7 +548,7 @@
             </w:pPr>
             <w:r>
               <w:rPr>
-                <w:sz w:val="14"/>
+                <w:sz w:val="15"/>
               </w:rPr>
               <w:t>Global MAE</w:t>
             </w:r>
@@ -508,9 +571,9 @@
             </w:pPr>
             <w:r>
               <w:rPr>
-                <w:sz w:val="14"/>
+                <w:sz w:val="15"/>
               </w:rPr>
-              <w:t>10,45</w:t>
+              <w:t>10,13</w:t>
             </w:r>
           </w:p>
         </w:tc>
@@ -531,9 +594,9 @@
             </w:pPr>
             <w:r>
               <w:rPr>
-                <w:sz w:val="14"/>
+                <w:sz w:val="15"/>
               </w:rPr>
-              <w:t>9,94</w:t>
+              <w:t>9,89</w:t>
             </w:r>
           </w:p>
         </w:tc>
@@ -556,9 +619,9 @@
               <w:rPr>
                 <w:b/>
                 <w:color w:val="1B7F5A"/>
-                <w:sz w:val="14"/>
+                <w:sz w:val="15"/>
               </w:rPr>
-              <w:t>−4,8%</w:t>
+              <w:t>−2,3%</w:t>
             </w:r>
           </w:p>
         </w:tc>
@@ -581,7 +644,7 @@
             </w:pPr>
             <w:r>
               <w:rPr>
-                <w:sz w:val="14"/>
+                <w:sz w:val="15"/>
               </w:rPr>
               <w:t>Global RMSE</w:t>
             </w:r>
@@ -604,9 +667,9 @@
             </w:pPr>
             <w:r>
               <w:rPr>
-                <w:sz w:val="14"/>
+                <w:sz w:val="15"/>
               </w:rPr>
-              <w:t>15,83</w:t>
+              <w:t>15,49</w:t>
             </w:r>
           </w:p>
         </w:tc>
@@ -627,9 +690,9 @@
             </w:pPr>
             <w:r>
               <w:rPr>
-                <w:sz w:val="14"/>
+                <w:sz w:val="15"/>
               </w:rPr>
-              <w:t>14,80</w:t>
+              <w:t>14,75</w:t>
             </w:r>
           </w:p>
         </w:tc>
@@ -652,9 +715,9 @@
               <w:rPr>
                 <w:b/>
                 <w:color w:val="1B7F5A"/>
-                <w:sz w:val="14"/>
+                <w:sz w:val="15"/>
               </w:rPr>
-              <w:t>−6,5%</w:t>
+              <w:t>−4,8%</w:t>
             </w:r>
           </w:p>
         </w:tc>
@@ -677,7 +740,7 @@
             </w:pPr>
             <w:r>
               <w:rPr>
-                <w:sz w:val="14"/>
+                <w:sz w:val="15"/>
               </w:rPr>
               <w:t>MAE &gt;15 min</w:t>
             </w:r>
@@ -700,9 +763,9 @@
             </w:pPr>
             <w:r>
               <w:rPr>
-                <w:sz w:val="14"/>
+                <w:sz w:val="15"/>
               </w:rPr>
-              <w:t>22,68</w:t>
+              <w:t>21,66</w:t>
             </w:r>
           </w:p>
         </w:tc>
@@ -723,9 +786,9 @@
             </w:pPr>
             <w:r>
               <w:rPr>
-                <w:sz w:val="14"/>
+                <w:sz w:val="15"/>
               </w:rPr>
-              <w:t>18,21</w:t>
+              <w:t>18,20</w:t>
             </w:r>
           </w:p>
         </w:tc>
@@ -748,9 +811,9 @@
               <w:rPr>
                 <w:b/>
                 <w:color w:val="1B7F5A"/>
-                <w:sz w:val="14"/>
+                <w:sz w:val="15"/>
               </w:rPr>
-              <w:t>−19,7%</w:t>
+              <w:t>−16,0%</w:t>
             </w:r>
           </w:p>
         </w:tc>
@@ -773,7 +836,7 @@
             </w:pPr>
             <w:r>
               <w:rPr>
-                <w:sz w:val="14"/>
+                <w:sz w:val="15"/>
               </w:rPr>
               <w:t>RMSE &gt;15 min</w:t>
             </w:r>
@@ -796,9 +859,9 @@
             </w:pPr>
             <w:r>
               <w:rPr>
-                <w:sz w:val="14"/>
+                <w:sz w:val="15"/>
               </w:rPr>
-              <w:t>29,77</w:t>
+              <w:t>29,11</w:t>
             </w:r>
           </w:p>
         </w:tc>
@@ -819,9 +882,9 @@
             </w:pPr>
             <w:r>
               <w:rPr>
-                <w:sz w:val="14"/>
+                <w:sz w:val="15"/>
               </w:rPr>
-              <w:t>25,88</w:t>
+              <w:t>25,86</w:t>
             </w:r>
           </w:p>
         </w:tc>
@@ -844,9 +907,9 @@
               <w:rPr>
                 <w:b/>
                 <w:color w:val="1B7F5A"/>
-                <w:sz w:val="14"/>
+                <w:sz w:val="15"/>
               </w:rPr>
-              <w:t>−13,1%</w:t>
+              <w:t>−11,2%</w:t>
             </w:r>
           </w:p>
         </w:tc>
@@ -864,7 +927,7 @@
         <w:t xml:space="preserve">Comparación homogénea: </w:t>
       </w:r>
       <w:r>
-        <w:t>ambos ajustados con el mismo 10% determinista de train y evaluados en las mismas 29.315 filas.</w:t>
+        <w:t>ambos ajustados con el mismo 25% determinista de train y evaluados en las mismas 29.315 filas.</w:t>
       </w:r>
     </w:p>
     <w:p>
@@ -890,7 +953,14 @@
         <w:keepLines/>
       </w:pPr>
       <w:r>
-        <w:t>Mejor criterio combinado: MAE global y MAE de vuelos con más de 15 min pesan al 50%; Ridge obtiene 14,07 min.</w:t>
+        <w:rPr>
+          <w:b/>
+          <w:color w:val="2E74B5"/>
+        </w:rPr>
+        <w:t xml:space="preserve">• </w:t>
+      </w:r>
+      <w:r>
+        <w:t>Selección alineada al 10%: MAE global y MAE de vuelos con más de 15 min pesan al 50%; Ridge obtiene el mejor criterio combinado, 14,07 min.</w:t>
       </w:r>
     </w:p>
     <w:p>
@@ -899,7 +969,14 @@
         <w:keepLines/>
       </w:pPr>
       <w:r>
-        <w:t>CatBoost gana ligeramente en promedio global (MAE 9,54; RMSE 14,67), pero Ridge predice mejor los retrasos elevados (MAE 18,21 frente a 19,63).</w:t>
+        <w:rPr>
+          <w:b/>
+          <w:color w:val="2E74B5"/>
+        </w:rPr>
+        <w:t xml:space="preserve">• </w:t>
+      </w:r>
+      <w:r>
+        <w:t>En esa comparación al 10%, CatBoost gana ligeramente en promedio global (MAE 9,54; RMSE 14,67), pero Ridge predice mejor los retrasos elevados (MAE 18,21 frente a 19,63).</w:t>
       </w:r>
     </w:p>
     <w:p>
@@ -907,6 +984,13 @@
         <w:pStyle w:val="SummaryBullet"/>
         <w:keepLines/>
       </w:pPr>
+      <w:r>
+        <w:rPr>
+          <w:b/>
+          <w:color w:val="2E74B5"/>
+        </w:rPr>
+        <w:t xml:space="preserve">• </w:t>
+      </w:r>
       <w:r>
         <w:t>Es estable, regularizado y eficiente con matrices dispersas y hashing: una ventaja decisiva con la RAM disponible.</w:t>
       </w:r>
@@ -917,64 +1001,42 @@
         <w:keepLines/>
       </w:pPr>
       <w:r>
+        <w:rPr>
+          <w:b/>
+          <w:color w:val="2E74B5"/>
+        </w:rPr>
+        <w:t xml:space="preserve">• </w:t>
+      </w:r>
+      <w:r>
         <w:t>Su lectura es clara: las señales operativas recientes y la rotación aportan más que aumentar por sí sola la complejidad del algoritmo.</w:t>
       </w:r>
     </w:p>
-    <w:tbl>
-      <w:tblPr>
-        <w:tblW w:type="auto" w:w="0"/>
-        <w:jc w:val="center"/>
-        <w:tblLayout w:type="autofit"/>
-        <w:tblLook w:firstColumn="1" w:firstRow="1" w:lastColumn="0" w:lastRow="0" w:noHBand="0" w:noVBand="1" w:val="04A0"/>
-        <w:tblBorders>
-          <w:top w:val="single" w:sz="0" w:color="DCE6F1"/>
-          <w:left w:val="single" w:sz="0" w:color="DCE6F1"/>
-          <w:bottom w:val="single" w:sz="0" w:color="DCE6F1"/>
-          <w:right w:val="single" w:sz="0" w:color="DCE6F1"/>
-          <w:insideH w:val="single" w:sz="0" w:color="DCE6F1"/>
-          <w:insideV w:val="single" w:sz="0" w:color="DCE6F1"/>
-        </w:tblBorders>
-      </w:tblPr>
-      <w:tblGrid>
-        <w:gridCol w:w="10997"/>
-      </w:tblGrid>
-      <w:tr>
-        <w:tc>
-          <w:tcPr>
-            <w:tcW w:type="dxa" w:w="10997"/>
-            <w:shd w:fill="DCE6F1"/>
-            <w:tcMar>
-              <w:top w:w="85" w:type="dxa"/>
-              <w:start w:w="105" w:type="dxa"/>
-              <w:bottom w:w="85" w:type="dxa"/>
-              <w:end w:w="105" w:type="dxa"/>
-            </w:tcMar>
-          </w:tcPr>
-          <w:p>
-            <w:pPr>
-              <w:spacing w:after="20"/>
-            </w:pPr>
-            <w:r>
-              <w:rPr>
-                <w:b/>
-                <w:color w:val="17365D"/>
-                <w:sz w:val="16"/>
-              </w:rPr>
-              <w:t>Interpretación ejecutiva</w:t>
-            </w:r>
-          </w:p>
-          <w:p>
-            <w:pPr>
-              <w:pStyle w:val="SummaryBody"/>
-              <w:spacing w:after="0"/>
-            </w:pPr>
-            <w:r>
-              <w:t>El modelo reduce el RMSE global en 1,03 minutos (6,5%) y el MAE de retrasos elevados en 4,47 minutos (19,7%). El mayor valor está en detectar mejor los casos operativamente difíciles.</w:t>
-            </w:r>
-          </w:p>
-        </w:tc>
-      </w:tr>
-    </w:tbl>
+    <w:p>
+      <w:pPr>
+        <w:pStyle w:val="SummaryBody"/>
+        <w:spacing w:before="80" w:after="80" w:line="250" w:lineRule="auto"/>
+        <w:ind w:left="45" w:right="45"/>
+        <w:shd w:fill="DCE6F1"/>
+        <w:pBdr>
+          <w:left w:val="single" w:sz="18" w:space="6" w:color="2E74B5"/>
+        </w:pBdr>
+        <w:keepLines/>
+      </w:pPr>
+      <w:r>
+        <w:rPr>
+          <w:b/>
+          <w:color w:val="17365D"/>
+          <w:sz w:val="18"/>
+        </w:rPr>
+        <w:t>Interpretación ejecutiva</w:t>
+      </w:r>
+      <w:r>
+        <w:br/>
+      </w:r>
+      <w:r>
+        <w:t>Con 25% de train, Ridge reduce el RMSE global en 0,74 minutos (4,8%) y el MAE de retrasos elevados en 3,46 minutos (16,0%). El mayor valor está en detectar mejor los casos operativamente difíciles.</w:t>
+      </w:r>
+    </w:p>
     <w:p>
       <w:pPr>
         <w:pStyle w:val="SummaryHeading"/>
@@ -998,7 +1060,7 @@
         <w:t xml:space="preserve">1. </w:t>
       </w:r>
       <w:r>
-        <w:t>Escala 25% ya preparada con Ridge congelado; ejecutar al disponer de 4–5 GB de RAM y comparar contra el 10% sin retocar validación.</w:t>
+        <w:t>25% completado: 613.884 vuelos de train. El criterio combinado mejora solo 0,027 min frente al 10%; no continuar aún a 50%/100%.</w:t>
       </w:r>
     </w:p>
     <w:p>
@@ -1015,7 +1077,7 @@
         <w:t xml:space="preserve">2. </w:t>
       </w:r>
       <w:r>
-        <w:t>Continuar a 50%/100% solo si el 25% reduce al menos 0,20 min el MAE combinado sin degradar el MAE global más de 0,25 min.</w:t>
+        <w:t>Priorizar más meses/años y nuevas señales operativas; el límite actual no parece ser la cantidad de filas dentro de los mismos meses.</w:t>
       </w:r>
     </w:p>
     <w:p>
@@ -1069,61 +1131,32 @@
         <w:t>Después, evaluar meteorología, modelo en dos etapas (retrasado/no retrasado + minutos) y LightGBM/SynapseML como trabajo futuro.</w:t>
       </w:r>
     </w:p>
-    <w:tbl>
-      <w:tblPr>
-        <w:tblW w:type="auto" w:w="0"/>
-        <w:jc w:val="center"/>
-        <w:tblLayout w:type="autofit"/>
-        <w:tblLook w:firstColumn="1" w:firstRow="1" w:lastColumn="0" w:lastRow="0" w:noHBand="0" w:noVBand="1" w:val="04A0"/>
-        <w:tblBorders>
-          <w:top w:val="single" w:sz="0" w:color="FFF3D6"/>
-          <w:left w:val="single" w:sz="0" w:color="FFF3D6"/>
-          <w:bottom w:val="single" w:sz="0" w:color="FFF3D6"/>
-          <w:right w:val="single" w:sz="0" w:color="FFF3D6"/>
-          <w:insideH w:val="single" w:sz="0" w:color="FFF3D6"/>
-          <w:insideV w:val="single" w:sz="0" w:color="FFF3D6"/>
-        </w:tblBorders>
-      </w:tblPr>
-      <w:tblGrid>
-        <w:gridCol w:w="10997"/>
-      </w:tblGrid>
-      <w:tr>
-        <w:tc>
-          <w:tcPr>
-            <w:tcW w:type="dxa" w:w="10997"/>
-            <w:shd w:fill="FFF3D6"/>
-            <w:tcMar>
-              <w:top w:w="85" w:type="dxa"/>
-              <w:start w:w="105" w:type="dxa"/>
-              <w:bottom w:w="85" w:type="dxa"/>
-              <w:end w:w="105" w:type="dxa"/>
-            </w:tcMar>
-          </w:tcPr>
-          <w:p>
-            <w:pPr>
-              <w:spacing w:after="20"/>
-            </w:pPr>
-            <w:r>
-              <w:rPr>
-                <w:b/>
-                <w:color w:val="17365D"/>
-                <w:sz w:val="16"/>
-              </w:rPr>
-              <w:t>Decisión de escalado pendiente</w:t>
-            </w:r>
-          </w:p>
-          <w:p>
-            <w:pPr>
-              <w:pStyle w:val="SummaryBody"/>
-              <w:spacing w:after="0"/>
-            </w:pPr>
-            <w:r>
-              <w:t>El runner del 25% y sus artefactos separados están listos. La ejecución se ha detenido de forma segura porque Windows solo deja 1,37 GB libres; no se modifica ningún resultado del 10%.</w:t>
-            </w:r>
-          </w:p>
-        </w:tc>
-      </w:tr>
-    </w:tbl>
+    <w:p>
+      <w:pPr>
+        <w:pStyle w:val="SummaryBody"/>
+        <w:spacing w:before="80" w:after="80" w:line="250" w:lineRule="auto"/>
+        <w:ind w:left="45" w:right="45"/>
+        <w:shd w:fill="DDF2EA"/>
+        <w:pBdr>
+          <w:left w:val="single" w:sz="18" w:space="6" w:color="E4A11B"/>
+        </w:pBdr>
+        <w:keepLines/>
+      </w:pPr>
+      <w:r>
+        <w:rPr>
+          <w:b/>
+          <w:color w:val="17365D"/>
+          <w:sz w:val="18"/>
+        </w:rPr>
+        <w:t>Decisión de escalado: no continuar todavía</w:t>
+      </w:r>
+      <w:r>
+        <w:br/>
+      </w:r>
+      <w:r>
+        <w:t>Ridge 25% mejora el MAE y RMSE globales solo 0,049 min frente al 10%. Es una señal positiva, pero el beneficio práctico no compensa aún el coste de entrenar al 50%/100%. Test no leído.</w:t>
+      </w:r>
+    </w:p>
     <w:sectPr>
       <w:type w:val="continuous"/>
       <w:pgSz w:w="11905" w:h="16838"/>
@@ -1524,7 +1557,7 @@
     <w:rPr>
       <w:rFonts w:ascii="Calibri" w:hAnsi="Calibri"/>
       <w:color w:val="243142"/>
-      <w:sz w:val="18"/>
+      <w:sz w:val="19"/>
     </w:rPr>
   </w:style>
   <w:style w:type="paragraph" w:styleId="Header">
@@ -13212,37 +13245,37 @@
   <w:style w:type="paragraph" w:customStyle="1" w:styleId="SummaryHeading">
     <w:name w:val="Summary Heading"/>
     <w:pPr>
-      <w:spacing w:before="120" w:after="60"/>
+      <w:spacing w:before="140" w:after="80"/>
     </w:pPr>
     <w:rPr>
       <w:rFonts w:ascii="Calibri" w:hAnsi="Calibri"/>
       <w:b/>
       <w:color w:val="2E74B5"/>
-      <w:sz w:val="22"/>
+      <w:sz w:val="24"/>
     </w:rPr>
   </w:style>
   <w:style w:type="paragraph" w:customStyle="1" w:styleId="SummaryBody">
     <w:name w:val="Summary Body"/>
     <w:pPr>
-      <w:spacing w:after="50" w:line="245" w:lineRule="auto"/>
+      <w:spacing w:after="60" w:line="250" w:lineRule="auto"/>
     </w:pPr>
     <w:rPr>
       <w:rFonts w:ascii="Calibri" w:hAnsi="Calibri"/>
       <w:color w:val="243142"/>
-      <w:sz w:val="17"/>
+      <w:sz w:val="18"/>
     </w:rPr>
   </w:style>
   <w:style w:type="paragraph" w:customStyle="1" w:styleId="SummaryBullet">
     <w:name w:val="Summary Bullet"/>
     <w:pPr>
-      <w:spacing w:after="44" w:line="240" w:lineRule="auto"/>
+      <w:spacing w:after="56" w:line="245" w:lineRule="auto"/>
       <w:ind w:left="238" w:hanging="159"/>
       <w:contextualSpacing/>
     </w:pPr>
     <w:rPr>
       <w:rFonts w:ascii="Calibri" w:hAnsi="Calibri"/>
       <w:color w:val="243142"/>
-      <w:sz w:val="17"/>
+      <w:sz w:val="18"/>
     </w:rPr>
   </w:style>
 </w:styles>
